--- a/docs/studyguides/sigmanotation.docx
+++ b/docs/studyguides/sigmanotation.docx
@@ -34,7 +34,7 @@
         <w:t xml:space="preserve">Sigma notation is used to express many additions at once. Understanding what this notation is, how it works, and how to manipulate them is a valuable skill to learn for use in almost any area of mathematics.</w:t>
       </w:r>
     </w:p>
-    <w:bookmarkStart w:id="41" w:name="what-is-sigma-notation"/>
+    <w:bookmarkStart w:id="30" w:name="what-is-sigma-notation"/>
     <w:p>
       <w:pPr>
         <w:pStyle w:val="Heading1"/>
@@ -116,18 +116,18 @@
                 <wp:inline>
                   <wp:extent cx="152400" cy="152400"/>
                   <wp:effectExtent b="0" l="0" r="0" t="0"/>
-                  <wp:docPr descr="" title="" id="21" name="Picture"/>
+                  <wp:docPr descr="" title="" id="10" name="Picture"/>
                   <a:graphic>
                     <a:graphicData uri="http://schemas.openxmlformats.org/drawingml/2006/picture">
                       <pic:pic>
                         <pic:nvPicPr>
-                          <pic:cNvPr descr="/Applications/quarto/share/formats/docx/note.png" id="22" name="Picture"/>
+                          <pic:cNvPr descr="/Applications/quarto/share/formats/docx/note.png" id="11" name="Picture"/>
                           <pic:cNvPicPr>
                             <a:picLocks noChangeArrowheads="1" noChangeAspect="1"/>
                           </pic:cNvPicPr>
                         </pic:nvPicPr>
                         <pic:blipFill>
-                          <a:blip r:embed="rId20"/>
+                          <a:blip r:embed="rId9"/>
                           <a:stretch>
                             <a:fillRect/>
                           </a:stretch>
@@ -712,7 +712,7 @@
         </w:tc>
       </w:tr>
     </w:tbl>
-    <w:bookmarkStart w:id="33" w:name="examples"/>
+    <w:bookmarkStart w:id="22" w:name="examples"/>
     <w:p>
       <w:pPr>
         <w:pStyle w:val="Heading2"/>
@@ -769,18 +769,18 @@
                 <wp:inline>
                   <wp:extent cx="152400" cy="152400"/>
                   <wp:effectExtent b="0" l="0" r="0" t="0"/>
-                  <wp:docPr descr="" title="" id="23" name="Picture"/>
+                  <wp:docPr descr="" title="" id="12" name="Picture"/>
                   <a:graphic>
                     <a:graphicData uri="http://schemas.openxmlformats.org/drawingml/2006/picture">
                       <pic:pic>
                         <pic:nvPicPr>
-                          <pic:cNvPr descr="/Applications/quarto/share/formats/docx/note.png" id="24" name="Picture"/>
+                          <pic:cNvPr descr="/Applications/quarto/share/formats/docx/note.png" id="13" name="Picture"/>
                           <pic:cNvPicPr>
                             <a:picLocks noChangeArrowheads="1" noChangeAspect="1"/>
                           </pic:cNvPicPr>
                         </pic:nvPicPr>
                         <pic:blipFill>
-                          <a:blip r:embed="rId20"/>
+                          <a:blip r:embed="rId9"/>
                           <a:stretch>
                             <a:fillRect/>
                           </a:stretch>
@@ -1086,18 +1086,18 @@
                 <wp:inline>
                   <wp:extent cx="152400" cy="152400"/>
                   <wp:effectExtent b="0" l="0" r="0" t="0"/>
-                  <wp:docPr descr="" title="" id="25" name="Picture"/>
+                  <wp:docPr descr="" title="" id="14" name="Picture"/>
                   <a:graphic>
                     <a:graphicData uri="http://schemas.openxmlformats.org/drawingml/2006/picture">
                       <pic:pic>
                         <pic:nvPicPr>
-                          <pic:cNvPr descr="/Applications/quarto/share/formats/docx/note.png" id="26" name="Picture"/>
+                          <pic:cNvPr descr="/Applications/quarto/share/formats/docx/note.png" id="15" name="Picture"/>
                           <pic:cNvPicPr>
                             <a:picLocks noChangeArrowheads="1" noChangeAspect="1"/>
                           </pic:cNvPicPr>
                         </pic:nvPicPr>
                         <pic:blipFill>
-                          <a:blip r:embed="rId20"/>
+                          <a:blip r:embed="rId9"/>
                           <a:stretch>
                             <a:fillRect/>
                           </a:stretch>
@@ -1265,8 +1265,8 @@
                 <m:r>
                   <m:rPr>
                     <m:nor/>
+                    <m:scr m:val="sans-serif"/>
                     <m:sty m:val="p"/>
-                    <m:scr m:val="sans-serif"/>
                   </m:rPr>
                   <m:t> is ’the sum from </m:t>
                 </m:r>
@@ -1285,8 +1285,8 @@
                 <m:r>
                   <m:rPr>
                     <m:nor/>
+                    <m:scr m:val="sans-serif"/>
                     <m:sty m:val="p"/>
-                    <m:scr m:val="sans-serif"/>
                   </m:rPr>
                   <m:t> to </m:t>
                 </m:r>
@@ -1305,8 +1305,8 @@
                 <m:r>
                   <m:rPr>
                     <m:nor/>
+                    <m:scr m:val="sans-serif"/>
                     <m:sty m:val="p"/>
-                    <m:scr m:val="sans-serif"/>
                   </m:rPr>
                   <m:t> of </m:t>
                 </m:r>
@@ -1325,8 +1325,8 @@
                 <m:r>
                   <m:rPr>
                     <m:nor/>
+                    <m:scr m:val="sans-serif"/>
                     <m:sty m:val="p"/>
-                    <m:scr m:val="sans-serif"/>
                   </m:rPr>
                   <m:t>’.</m:t>
                 </m:r>
@@ -1644,18 +1644,18 @@
                 <wp:inline>
                   <wp:extent cx="152400" cy="152400"/>
                   <wp:effectExtent b="0" l="0" r="0" t="0"/>
-                  <wp:docPr descr="" title="" id="27" name="Picture"/>
+                  <wp:docPr descr="" title="" id="16" name="Picture"/>
                   <a:graphic>
                     <a:graphicData uri="http://schemas.openxmlformats.org/drawingml/2006/picture">
                       <pic:pic>
                         <pic:nvPicPr>
-                          <pic:cNvPr descr="/Applications/quarto/share/formats/docx/note.png" id="28" name="Picture"/>
+                          <pic:cNvPr descr="/Applications/quarto/share/formats/docx/note.png" id="17" name="Picture"/>
                           <pic:cNvPicPr>
                             <a:picLocks noChangeArrowheads="1" noChangeAspect="1"/>
                           </pic:cNvPicPr>
                         </pic:nvPicPr>
                         <pic:blipFill>
-                          <a:blip r:embed="rId20"/>
+                          <a:blip r:embed="rId9"/>
                           <a:stretch>
                             <a:fillRect/>
                           </a:stretch>
@@ -1828,7 +1828,7 @@
             <w:r>
               <w:t xml:space="preserve"> </w:t>
             </w:r>
-            <w:hyperlink r:id="rId29">
+            <w:hyperlink r:id="rId18">
               <w:r>
                 <w:rPr>
                   <w:rStyle w:val="Hyperlink"/>
@@ -1883,28 +1883,30 @@
                 </m:rPr>
                 <m:t>+</m:t>
               </m:r>
-              <m:d>
-                <m:dPr>
-                  <m:begChr m:val="("/>
-                  <m:sepChr m:val=""/>
-                  <m:endChr m:val=")"/>
-                  <m:grow/>
-                </m:dPr>
-                <m:e>
-                  <m:r>
-                    <m:t>N</m:t>
-                  </m:r>
-                  <m:r>
-                    <m:rPr>
-                      <m:sty m:val="p"/>
-                    </m:rPr>
-                    <m:t>−</m:t>
-                  </m:r>
-                  <m:r>
-                    <m:t>1</m:t>
-                  </m:r>
-                </m:e>
-              </m:d>
+              <m:r>
+                <m:rPr>
+                  <m:sty m:val="p"/>
+                </m:rPr>
+                <m:t>(</m:t>
+              </m:r>
+              <m:r>
+                <m:t>N</m:t>
+              </m:r>
+              <m:r>
+                <m:rPr>
+                  <m:sty m:val="p"/>
+                </m:rPr>
+                <m:t>−</m:t>
+              </m:r>
+              <m:r>
+                <m:t>1</m:t>
+              </m:r>
+              <m:r>
+                <m:rPr>
+                  <m:sty m:val="p"/>
+                </m:rPr>
+                <m:t>)</m:t>
+              </m:r>
               <m:r>
                 <m:rPr>
                   <m:sty m:val="p"/>
@@ -1963,18 +1965,18 @@
                 <wp:inline>
                   <wp:extent cx="5755521" cy="987796"/>
                   <wp:effectExtent b="0" l="0" r="0" t="0"/>
-                  <wp:docPr descr="" title="" id="31" name="Picture"/>
+                  <wp:docPr descr="" title="" id="20" name="Picture"/>
                   <a:graphic>
                     <a:graphicData uri="http://schemas.openxmlformats.org/drawingml/2006/picture">
                       <pic:pic>
                         <pic:nvPicPr>
-                          <pic:cNvPr descr="./FiguresPNG/sigmanotation-fig1-1.png" id="32" name="Picture"/>
+                          <pic:cNvPr descr="./FiguresPNG/sigmanotation-fig1-1.png" id="21" name="Picture"/>
                           <pic:cNvPicPr>
                             <a:picLocks noChangeArrowheads="1" noChangeAspect="1"/>
                           </pic:cNvPicPr>
                         </pic:nvPicPr>
                         <pic:blipFill>
-                          <a:blip r:embed="rId30"/>
+                          <a:blip r:embed="rId19"/>
                           <a:stretch>
                             <a:fillRect/>
                           </a:stretch>
@@ -2046,28 +2048,30 @@
               <w:t xml:space="preserve"> </w:t>
             </w:r>
             <m:oMath>
-              <m:d>
-                <m:dPr>
-                  <m:begChr m:val="("/>
-                  <m:sepChr m:val=""/>
-                  <m:endChr m:val=")"/>
-                  <m:grow/>
-                </m:dPr>
-                <m:e>
-                  <m:r>
-                    <m:t>N</m:t>
-                  </m:r>
-                  <m:r>
-                    <m:rPr>
-                      <m:sty m:val="p"/>
-                    </m:rPr>
-                    <m:t>+</m:t>
-                  </m:r>
-                  <m:r>
-                    <m:t>1</m:t>
-                  </m:r>
-                </m:e>
-              </m:d>
+              <m:r>
+                <m:rPr>
+                  <m:sty m:val="p"/>
+                </m:rPr>
+                <m:t>(</m:t>
+              </m:r>
+              <m:r>
+                <m:t>N</m:t>
+              </m:r>
+              <m:r>
+                <m:rPr>
+                  <m:sty m:val="p"/>
+                </m:rPr>
+                <m:t>+</m:t>
+              </m:r>
+              <m:r>
+                <m:t>1</m:t>
+              </m:r>
+              <m:r>
+                <m:rPr>
+                  <m:sty m:val="p"/>
+                </m:rPr>
+                <m:t>)</m:t>
+              </m:r>
             </m:oMath>
             <w:r>
               <w:t xml:space="preserve">; you can write this as</w:t>
@@ -2091,28 +2095,30 @@
               <m:r>
                 <m:t>N</m:t>
               </m:r>
-              <m:d>
-                <m:dPr>
-                  <m:begChr m:val="("/>
-                  <m:sepChr m:val=""/>
-                  <m:endChr m:val=")"/>
-                  <m:grow/>
-                </m:dPr>
-                <m:e>
-                  <m:r>
-                    <m:t>N</m:t>
-                  </m:r>
-                  <m:r>
-                    <m:rPr>
-                      <m:sty m:val="p"/>
-                    </m:rPr>
-                    <m:t>+</m:t>
-                  </m:r>
-                  <m:r>
-                    <m:t>1</m:t>
-                  </m:r>
-                </m:e>
-              </m:d>
+              <m:r>
+                <m:rPr>
+                  <m:sty m:val="p"/>
+                </m:rPr>
+                <m:t>(</m:t>
+              </m:r>
+              <m:r>
+                <m:t>N</m:t>
+              </m:r>
+              <m:r>
+                <m:rPr>
+                  <m:sty m:val="p"/>
+                </m:rPr>
+                <m:t>+</m:t>
+              </m:r>
+              <m:r>
+                <m:t>1</m:t>
+              </m:r>
+              <m:r>
+                <m:rPr>
+                  <m:sty m:val="p"/>
+                </m:rPr>
+                <m:t>)</m:t>
+              </m:r>
             </m:oMath>
             <w:r>
               <w:t xml:space="preserve">. Dividing both sides by</w:t>
@@ -2147,28 +2153,30 @@
               <m:r>
                 <m:t>N</m:t>
               </m:r>
-              <m:d>
-                <m:dPr>
-                  <m:begChr m:val="("/>
-                  <m:sepChr m:val=""/>
-                  <m:endChr m:val=")"/>
-                  <m:grow/>
-                </m:dPr>
-                <m:e>
-                  <m:r>
-                    <m:t>N</m:t>
-                  </m:r>
-                  <m:r>
-                    <m:rPr>
-                      <m:sty m:val="p"/>
-                    </m:rPr>
-                    <m:t>+</m:t>
-                  </m:r>
-                  <m:r>
-                    <m:t>1</m:t>
-                  </m:r>
-                </m:e>
-              </m:d>
+              <m:r>
+                <m:rPr>
+                  <m:sty m:val="p"/>
+                </m:rPr>
+                <m:t>(</m:t>
+              </m:r>
+              <m:r>
+                <m:t>N</m:t>
+              </m:r>
+              <m:r>
+                <m:rPr>
+                  <m:sty m:val="p"/>
+                </m:rPr>
+                <m:t>+</m:t>
+              </m:r>
+              <m:r>
+                <m:t>1</m:t>
+              </m:r>
+              <m:r>
+                <m:rPr>
+                  <m:sty m:val="p"/>
+                </m:rPr>
+                <m:t>)</m:t>
+              </m:r>
               <m:r>
                 <m:rPr>
                   <m:sty m:val="p"/>
@@ -2186,8 +2194,8 @@
         </w:tc>
       </w:tr>
     </w:tbl>
-    <w:bookmarkEnd w:id="33"/>
-    <w:bookmarkStart w:id="40" w:name="writing-sums-using-sigma-notation"/>
+    <w:bookmarkEnd w:id="22"/>
+    <w:bookmarkStart w:id="29" w:name="writing-sums-using-sigma-notation"/>
     <w:p>
       <w:pPr>
         <w:pStyle w:val="Heading2"/>
@@ -2244,18 +2252,18 @@
                 <wp:inline>
                   <wp:extent cx="152400" cy="152400"/>
                   <wp:effectExtent b="0" l="0" r="0" t="0"/>
-                  <wp:docPr descr="" title="" id="34" name="Picture"/>
+                  <wp:docPr descr="" title="" id="23" name="Picture"/>
                   <a:graphic>
                     <a:graphicData uri="http://schemas.openxmlformats.org/drawingml/2006/picture">
                       <pic:pic>
                         <pic:nvPicPr>
-                          <pic:cNvPr descr="/Applications/quarto/share/formats/docx/note.png" id="35" name="Picture"/>
+                          <pic:cNvPr descr="/Applications/quarto/share/formats/docx/note.png" id="24" name="Picture"/>
                           <pic:cNvPicPr>
                             <a:picLocks noChangeArrowheads="1" noChangeAspect="1"/>
                           </pic:cNvPicPr>
                         </pic:nvPicPr>
                         <pic:blipFill>
-                          <a:blip r:embed="rId20"/>
+                          <a:blip r:embed="rId9"/>
                           <a:stretch>
                             <a:fillRect/>
                           </a:stretch>
@@ -2609,18 +2617,18 @@
                 <wp:inline>
                   <wp:extent cx="152400" cy="152400"/>
                   <wp:effectExtent b="0" l="0" r="0" t="0"/>
-                  <wp:docPr descr="" title="" id="36" name="Picture"/>
+                  <wp:docPr descr="" title="" id="25" name="Picture"/>
                   <a:graphic>
                     <a:graphicData uri="http://schemas.openxmlformats.org/drawingml/2006/picture">
                       <pic:pic>
                         <pic:nvPicPr>
-                          <pic:cNvPr descr="/Applications/quarto/share/formats/docx/note.png" id="37" name="Picture"/>
+                          <pic:cNvPr descr="/Applications/quarto/share/formats/docx/note.png" id="26" name="Picture"/>
                           <pic:cNvPicPr>
                             <a:picLocks noChangeArrowheads="1" noChangeAspect="1"/>
                           </pic:cNvPicPr>
                         </pic:nvPicPr>
                         <pic:blipFill>
-                          <a:blip r:embed="rId20"/>
+                          <a:blip r:embed="rId9"/>
                           <a:stretch>
                             <a:fillRect/>
                           </a:stretch>
@@ -2975,18 +2983,18 @@
                 <wp:inline>
                   <wp:extent cx="152400" cy="152400"/>
                   <wp:effectExtent b="0" l="0" r="0" t="0"/>
-                  <wp:docPr descr="" title="" id="38" name="Picture"/>
+                  <wp:docPr descr="" title="" id="27" name="Picture"/>
                   <a:graphic>
                     <a:graphicData uri="http://schemas.openxmlformats.org/drawingml/2006/picture">
                       <pic:pic>
                         <pic:nvPicPr>
-                          <pic:cNvPr descr="/Applications/quarto/share/formats/docx/note.png" id="39" name="Picture"/>
+                          <pic:cNvPr descr="/Applications/quarto/share/formats/docx/note.png" id="28" name="Picture"/>
                           <pic:cNvPicPr>
                             <a:picLocks noChangeArrowheads="1" noChangeAspect="1"/>
                           </pic:cNvPicPr>
                         </pic:nvPicPr>
                         <pic:blipFill>
-                          <a:blip r:embed="rId20"/>
+                          <a:blip r:embed="rId9"/>
                           <a:stretch>
                             <a:fillRect/>
                           </a:stretch>
@@ -3111,56 +3119,12 @@
               <w:t xml:space="preserve"> </w:t>
             </w:r>
             <m:oMath>
-              <m:sSup>
-                <m:e>
-                  <m:d>
-                    <m:dPr>
-                      <m:begChr m:val="("/>
-                      <m:sepChr m:val=""/>
-                      <m:endChr m:val=")"/>
-                      <m:grow/>
-                    </m:dPr>
-                    <m:e>
-                      <m:r>
-                        <m:rPr>
-                          <m:sty m:val="p"/>
-                        </m:rPr>
-                        <m:t>−</m:t>
-                      </m:r>
-                      <m:r>
-                        <m:t>1</m:t>
-                      </m:r>
-                    </m:e>
-                  </m:d>
-                </m:e>
-                <m:sup>
-                  <m:r>
-                    <m:t>n</m:t>
-                  </m:r>
-                </m:sup>
-              </m:sSup>
-            </m:oMath>
-            <w:r>
-              <w:t xml:space="preserve">, which alternates between</w:t>
-            </w:r>
-            <w:r>
-              <w:t xml:space="preserve"> </w:t>
-            </w:r>
-            <m:oMath>
-              <m:r>
-                <m:t>1</m:t>
-              </m:r>
-            </m:oMath>
-            <w:r>
-              <w:t xml:space="preserve"> </w:t>
-            </w:r>
-            <w:r>
-              <w:t xml:space="preserve">and</w:t>
-            </w:r>
-            <w:r>
-              <w:t xml:space="preserve"> </w:t>
-            </w:r>
-            <m:oMath>
+              <m:r>
+                <m:rPr>
+                  <m:sty m:val="p"/>
+                </m:rPr>
+                <m:t>(</m:t>
+              </m:r>
               <m:r>
                 <m:rPr>
                   <m:sty m:val="p"/>
@@ -3170,52 +3134,100 @@
               <m:r>
                 <m:t>1</m:t>
               </m:r>
-            </m:oMath>
-            <w:r>
-              <w:t xml:space="preserve"> </w:t>
-            </w:r>
-            <w:r>
-              <w:t xml:space="preserve">based on whether or not</w:t>
-            </w:r>
-            <w:r>
-              <w:t xml:space="preserve"> </w:t>
-            </w:r>
-            <m:oMath>
-              <m:r>
-                <m:t>n</m:t>
-              </m:r>
-            </m:oMath>
-            <w:r>
-              <w:t xml:space="preserve"> </w:t>
-            </w:r>
-            <w:r>
-              <w:t xml:space="preserve">is even (in which case</w:t>
-            </w:r>
-            <w:r>
-              <w:t xml:space="preserve"> </w:t>
-            </w:r>
-            <m:oMath>
               <m:sSup>
                 <m:e>
-                  <m:d>
-                    <m:dPr>
-                      <m:begChr m:val="("/>
-                      <m:sepChr m:val=""/>
-                      <m:endChr m:val=")"/>
-                      <m:grow/>
-                    </m:dPr>
-                    <m:e>
-                      <m:r>
-                        <m:rPr>
-                          <m:sty m:val="p"/>
-                        </m:rPr>
-                        <m:t>−</m:t>
-                      </m:r>
-                      <m:r>
-                        <m:t>1</m:t>
-                      </m:r>
-                    </m:e>
-                  </m:d>
+                  <m:r>
+                    <m:rPr>
+                      <m:sty m:val="p"/>
+                    </m:rPr>
+                    <m:t>)</m:t>
+                  </m:r>
+                </m:e>
+                <m:sup>
+                  <m:r>
+                    <m:t>n</m:t>
+                  </m:r>
+                </m:sup>
+              </m:sSup>
+            </m:oMath>
+            <w:r>
+              <w:t xml:space="preserve">, which alternates between</w:t>
+            </w:r>
+            <w:r>
+              <w:t xml:space="preserve"> </w:t>
+            </w:r>
+            <m:oMath>
+              <m:r>
+                <m:t>1</m:t>
+              </m:r>
+            </m:oMath>
+            <w:r>
+              <w:t xml:space="preserve"> </w:t>
+            </w:r>
+            <w:r>
+              <w:t xml:space="preserve">and</w:t>
+            </w:r>
+            <w:r>
+              <w:t xml:space="preserve"> </w:t>
+            </w:r>
+            <m:oMath>
+              <m:r>
+                <m:rPr>
+                  <m:sty m:val="p"/>
+                </m:rPr>
+                <m:t>−</m:t>
+              </m:r>
+              <m:r>
+                <m:t>1</m:t>
+              </m:r>
+            </m:oMath>
+            <w:r>
+              <w:t xml:space="preserve"> </w:t>
+            </w:r>
+            <w:r>
+              <w:t xml:space="preserve">based on whether or not</w:t>
+            </w:r>
+            <w:r>
+              <w:t xml:space="preserve"> </w:t>
+            </w:r>
+            <m:oMath>
+              <m:r>
+                <m:t>n</m:t>
+              </m:r>
+            </m:oMath>
+            <w:r>
+              <w:t xml:space="preserve"> </w:t>
+            </w:r>
+            <w:r>
+              <w:t xml:space="preserve">is even (in which case</w:t>
+            </w:r>
+            <w:r>
+              <w:t xml:space="preserve"> </w:t>
+            </w:r>
+            <m:oMath>
+              <m:r>
+                <m:rPr>
+                  <m:sty m:val="p"/>
+                </m:rPr>
+                <m:t>(</m:t>
+              </m:r>
+              <m:r>
+                <m:rPr>
+                  <m:sty m:val="p"/>
+                </m:rPr>
+                <m:t>−</m:t>
+              </m:r>
+              <m:r>
+                <m:t>1</m:t>
+              </m:r>
+              <m:sSup>
+                <m:e>
+                  <m:r>
+                    <m:rPr>
+                      <m:sty m:val="p"/>
+                    </m:rPr>
+                    <m:t>)</m:t>
+                  </m:r>
                 </m:e>
                 <m:sup>
                   <m:r>
@@ -3240,27 +3252,29 @@
               <w:t xml:space="preserve"> </w:t>
             </w:r>
             <m:oMath>
+              <m:r>
+                <m:rPr>
+                  <m:sty m:val="p"/>
+                </m:rPr>
+                <m:t>(</m:t>
+              </m:r>
+              <m:r>
+                <m:rPr>
+                  <m:sty m:val="p"/>
+                </m:rPr>
+                <m:t>−</m:t>
+              </m:r>
+              <m:r>
+                <m:t>1</m:t>
+              </m:r>
               <m:sSup>
                 <m:e>
-                  <m:d>
-                    <m:dPr>
-                      <m:begChr m:val="("/>
-                      <m:sepChr m:val=""/>
-                      <m:endChr m:val=")"/>
-                      <m:grow/>
-                    </m:dPr>
-                    <m:e>
-                      <m:r>
-                        <m:rPr>
-                          <m:sty m:val="p"/>
-                        </m:rPr>
-                        <m:t>−</m:t>
-                      </m:r>
-                      <m:r>
-                        <m:t>1</m:t>
-                      </m:r>
-                    </m:e>
-                  </m:d>
+                  <m:r>
+                    <m:rPr>
+                      <m:sty m:val="p"/>
+                    </m:rPr>
+                    <m:t>)</m:t>
+                  </m:r>
                 </m:e>
                 <m:sup>
                   <m:r>
@@ -3358,36 +3372,38 @@
                     </m:r>
                   </m:sup>
                   <m:e>
-                    <m:sSup>
-                      <m:e>
-                        <m:d>
-                          <m:dPr>
-                            <m:begChr m:val="("/>
-                            <m:sepChr m:val=""/>
-                            <m:endChr m:val=")"/>
-                            <m:grow/>
-                          </m:dPr>
-                          <m:e>
-                            <m:r>
-                              <m:rPr>
-                                <m:sty m:val="p"/>
-                              </m:rPr>
-                              <m:t>−</m:t>
-                            </m:r>
-                            <m:r>
-                              <m:t>1</m:t>
-                            </m:r>
-                          </m:e>
-                        </m:d>
-                      </m:e>
-                      <m:sup>
-                        <m:r>
-                          <m:t>n</m:t>
-                        </m:r>
-                      </m:sup>
-                    </m:sSup>
+                    <m:r>
+                      <m:rPr>
+                        <m:sty m:val="p"/>
+                      </m:rPr>
+                      <m:t>(</m:t>
+                    </m:r>
                   </m:e>
                 </m:nary>
+                <m:r>
+                  <m:rPr>
+                    <m:sty m:val="p"/>
+                  </m:rPr>
+                  <m:t>−</m:t>
+                </m:r>
+                <m:r>
+                  <m:t>1</m:t>
+                </m:r>
+                <m:sSup>
+                  <m:e>
+                    <m:r>
+                      <m:rPr>
+                        <m:sty m:val="p"/>
+                      </m:rPr>
+                      <m:t>)</m:t>
+                    </m:r>
+                  </m:e>
+                  <m:sup>
+                    <m:r>
+                      <m:t>n</m:t>
+                    </m:r>
+                  </m:sup>
+                </m:sSup>
                 <m:r>
                   <m:t>n</m:t>
                 </m:r>
@@ -3403,9 +3419,9 @@
         </w:tc>
       </w:tr>
     </w:tbl>
-    <w:bookmarkEnd w:id="40"/>
-    <w:bookmarkEnd w:id="41"/>
-    <w:bookmarkStart w:id="69" w:name="properties-of-sigma-notation"/>
+    <w:bookmarkEnd w:id="29"/>
+    <w:bookmarkEnd w:id="30"/>
+    <w:bookmarkStart w:id="58" w:name="properties-of-sigma-notation"/>
     <w:p>
       <w:pPr>
         <w:pStyle w:val="Heading1"/>
@@ -3422,7 +3438,7 @@
         <w:t xml:space="preserve">In this section you will learn about a few properties of sigma notation which means you’ll have a toolkit to manipulate finite sums.</w:t>
       </w:r>
     </w:p>
-    <w:bookmarkStart w:id="46" w:name="distributivity"/>
+    <w:bookmarkStart w:id="35" w:name="distributivity"/>
     <w:p>
       <w:pPr>
         <w:pStyle w:val="Heading2"/>
@@ -3493,18 +3509,18 @@
                 <wp:inline>
                   <wp:extent cx="152400" cy="152400"/>
                   <wp:effectExtent b="0" l="0" r="0" t="0"/>
-                  <wp:docPr descr="" title="" id="42" name="Picture"/>
+                  <wp:docPr descr="" title="" id="31" name="Picture"/>
                   <a:graphic>
                     <a:graphicData uri="http://schemas.openxmlformats.org/drawingml/2006/picture">
                       <pic:pic>
                         <pic:nvPicPr>
-                          <pic:cNvPr descr="/Applications/quarto/share/formats/docx/note.png" id="43" name="Picture"/>
+                          <pic:cNvPr descr="/Applications/quarto/share/formats/docx/note.png" id="32" name="Picture"/>
                           <pic:cNvPicPr>
                             <a:picLocks noChangeArrowheads="1" noChangeAspect="1"/>
                           </pic:cNvPicPr>
                         </pic:nvPicPr>
                         <pic:blipFill>
-                          <a:blip r:embed="rId20"/>
+                          <a:blip r:embed="rId9"/>
                           <a:stretch>
                             <a:fillRect/>
                           </a:stretch>
@@ -3870,18 +3886,18 @@
                 <wp:inline>
                   <wp:extent cx="152400" cy="152400"/>
                   <wp:effectExtent b="0" l="0" r="0" t="0"/>
-                  <wp:docPr descr="" title="" id="44" name="Picture"/>
+                  <wp:docPr descr="" title="" id="33" name="Picture"/>
                   <a:graphic>
                     <a:graphicData uri="http://schemas.openxmlformats.org/drawingml/2006/picture">
                       <pic:pic>
                         <pic:nvPicPr>
-                          <pic:cNvPr descr="/Applications/quarto/share/formats/docx/note.png" id="45" name="Picture"/>
+                          <pic:cNvPr descr="/Applications/quarto/share/formats/docx/note.png" id="34" name="Picture"/>
                           <pic:cNvPicPr>
                             <a:picLocks noChangeArrowheads="1" noChangeAspect="1"/>
                           </pic:cNvPicPr>
                         </pic:nvPicPr>
                         <pic:blipFill>
-                          <a:blip r:embed="rId20"/>
+                          <a:blip r:embed="rId9"/>
                           <a:stretch>
                             <a:fillRect/>
                           </a:stretch>
@@ -4238,8 +4254,8 @@
         </w:tc>
       </w:tr>
     </w:tbl>
-    <w:bookmarkEnd w:id="46"/>
-    <w:bookmarkStart w:id="56" w:name="combining-and-decomposing-sums"/>
+    <w:bookmarkEnd w:id="35"/>
+    <w:bookmarkStart w:id="45" w:name="combining-and-decomposing-sums"/>
     <w:p>
       <w:pPr>
         <w:pStyle w:val="Heading2"/>
@@ -4323,18 +4339,18 @@
                 <wp:inline>
                   <wp:extent cx="152400" cy="152400"/>
                   <wp:effectExtent b="0" l="0" r="0" t="0"/>
-                  <wp:docPr descr="" title="" id="47" name="Picture"/>
+                  <wp:docPr descr="" title="" id="36" name="Picture"/>
                   <a:graphic>
                     <a:graphicData uri="http://schemas.openxmlformats.org/drawingml/2006/picture">
                       <pic:pic>
                         <pic:nvPicPr>
-                          <pic:cNvPr descr="/Applications/quarto/share/formats/docx/note.png" id="48" name="Picture"/>
+                          <pic:cNvPr descr="/Applications/quarto/share/formats/docx/note.png" id="37" name="Picture"/>
                           <pic:cNvPicPr>
                             <a:picLocks noChangeArrowheads="1" noChangeAspect="1"/>
                           </pic:cNvPicPr>
                         </pic:nvPicPr>
                         <pic:blipFill>
-                          <a:blip r:embed="rId20"/>
+                          <a:blip r:embed="rId9"/>
                           <a:stretch>
                             <a:fillRect/>
                           </a:stretch>
@@ -4732,48 +4748,50 @@
                     </m:r>
                   </m:sup>
                   <m:e>
-                    <m:d>
-                      <m:dPr>
-                        <m:begChr m:val="("/>
-                        <m:sepChr m:val=""/>
-                        <m:endChr m:val=")"/>
-                        <m:grow/>
-                      </m:dPr>
-                      <m:e>
-                        <m:sSub>
-                          <m:e>
-                            <m:r>
-                              <m:t>a</m:t>
-                            </m:r>
-                          </m:e>
-                          <m:sub>
-                            <m:r>
-                              <m:t>i</m:t>
-                            </m:r>
-                          </m:sub>
-                        </m:sSub>
-                        <m:r>
-                          <m:rPr>
-                            <m:sty m:val="p"/>
-                          </m:rPr>
-                          <m:t>+</m:t>
-                        </m:r>
-                        <m:sSub>
-                          <m:e>
-                            <m:r>
-                              <m:t>b</m:t>
-                            </m:r>
-                          </m:e>
-                          <m:sub>
-                            <m:r>
-                              <m:t>i</m:t>
-                            </m:r>
-                          </m:sub>
-                        </m:sSub>
-                      </m:e>
-                    </m:d>
+                    <m:r>
+                      <m:rPr>
+                        <m:sty m:val="p"/>
+                      </m:rPr>
+                      <m:t>(</m:t>
+                    </m:r>
                   </m:e>
                 </m:nary>
+                <m:sSub>
+                  <m:e>
+                    <m:r>
+                      <m:t>a</m:t>
+                    </m:r>
+                  </m:e>
+                  <m:sub>
+                    <m:r>
+                      <m:t>i</m:t>
+                    </m:r>
+                  </m:sub>
+                </m:sSub>
+                <m:r>
+                  <m:rPr>
+                    <m:sty m:val="p"/>
+                  </m:rPr>
+                  <m:t>+</m:t>
+                </m:r>
+                <m:sSub>
+                  <m:e>
+                    <m:r>
+                      <m:t>b</m:t>
+                    </m:r>
+                  </m:e>
+                  <m:sub>
+                    <m:r>
+                      <m:t>i</m:t>
+                    </m:r>
+                  </m:sub>
+                </m:sSub>
+                <m:r>
+                  <m:rPr>
+                    <m:sty m:val="p"/>
+                  </m:rPr>
+                  <m:t>)</m:t>
+                </m:r>
               </m:oMath>
             </m:oMathPara>
           </w:p>
@@ -4915,48 +4933,50 @@
                     </m:r>
                   </m:sup>
                   <m:e>
-                    <m:d>
-                      <m:dPr>
-                        <m:begChr m:val="("/>
-                        <m:sepChr m:val=""/>
-                        <m:endChr m:val=")"/>
-                        <m:grow/>
-                      </m:dPr>
-                      <m:e>
-                        <m:sSub>
-                          <m:e>
-                            <m:r>
-                              <m:t>a</m:t>
-                            </m:r>
-                          </m:e>
-                          <m:sub>
-                            <m:r>
-                              <m:t>i</m:t>
-                            </m:r>
-                          </m:sub>
-                        </m:sSub>
-                        <m:r>
-                          <m:rPr>
-                            <m:sty m:val="p"/>
-                          </m:rPr>
-                          <m:t>−</m:t>
-                        </m:r>
-                        <m:sSub>
-                          <m:e>
-                            <m:r>
-                              <m:t>b</m:t>
-                            </m:r>
-                          </m:e>
-                          <m:sub>
-                            <m:r>
-                              <m:t>i</m:t>
-                            </m:r>
-                          </m:sub>
-                        </m:sSub>
-                      </m:e>
-                    </m:d>
+                    <m:r>
+                      <m:rPr>
+                        <m:sty m:val="p"/>
+                      </m:rPr>
+                      <m:t>(</m:t>
+                    </m:r>
                   </m:e>
                 </m:nary>
+                <m:sSub>
+                  <m:e>
+                    <m:r>
+                      <m:t>a</m:t>
+                    </m:r>
+                  </m:e>
+                  <m:sub>
+                    <m:r>
+                      <m:t>i</m:t>
+                    </m:r>
+                  </m:sub>
+                </m:sSub>
+                <m:r>
+                  <m:rPr>
+                    <m:sty m:val="p"/>
+                  </m:rPr>
+                  <m:t>−</m:t>
+                </m:r>
+                <m:sSub>
+                  <m:e>
+                    <m:r>
+                      <m:t>b</m:t>
+                    </m:r>
+                  </m:e>
+                  <m:sub>
+                    <m:r>
+                      <m:t>i</m:t>
+                    </m:r>
+                  </m:sub>
+                </m:sSub>
+                <m:r>
+                  <m:rPr>
+                    <m:sty m:val="p"/>
+                  </m:rPr>
+                  <m:t>)</m:t>
+                </m:r>
                 <m:r>
                   <m:rPr>
                     <m:sty m:val="p"/>
@@ -5019,18 +5039,18 @@
                 <wp:inline>
                   <wp:extent cx="152400" cy="152400"/>
                   <wp:effectExtent b="0" l="0" r="0" t="0"/>
-                  <wp:docPr descr="" title="" id="50" name="Picture"/>
+                  <wp:docPr descr="" title="" id="39" name="Picture"/>
                   <a:graphic>
                     <a:graphicData uri="http://schemas.openxmlformats.org/drawingml/2006/picture">
                       <pic:pic>
                         <pic:nvPicPr>
-                          <pic:cNvPr descr="/Applications/quarto/share/formats/docx/warning.png" id="51" name="Picture"/>
+                          <pic:cNvPr descr="/Applications/quarto/share/formats/docx/warning.png" id="40" name="Picture"/>
                           <pic:cNvPicPr>
                             <a:picLocks noChangeArrowheads="1" noChangeAspect="1"/>
                           </pic:cNvPicPr>
                         </pic:nvPicPr>
                         <pic:blipFill>
-                          <a:blip r:embed="rId49"/>
+                          <a:blip r:embed="rId38"/>
                           <a:stretch>
                             <a:fillRect/>
                           </a:stretch>
@@ -5180,18 +5200,18 @@
                 <wp:inline>
                   <wp:extent cx="152400" cy="152400"/>
                   <wp:effectExtent b="0" l="0" r="0" t="0"/>
-                  <wp:docPr descr="" title="" id="52" name="Picture"/>
+                  <wp:docPr descr="" title="" id="41" name="Picture"/>
                   <a:graphic>
                     <a:graphicData uri="http://schemas.openxmlformats.org/drawingml/2006/picture">
                       <pic:pic>
                         <pic:nvPicPr>
-                          <pic:cNvPr descr="/Applications/quarto/share/formats/docx/note.png" id="53" name="Picture"/>
+                          <pic:cNvPr descr="/Applications/quarto/share/formats/docx/note.png" id="42" name="Picture"/>
                           <pic:cNvPicPr>
                             <a:picLocks noChangeArrowheads="1" noChangeAspect="1"/>
                           </pic:cNvPicPr>
                         </pic:nvPicPr>
                         <pic:blipFill>
-                          <a:blip r:embed="rId20"/>
+                          <a:blip r:embed="rId9"/>
                           <a:stretch>
                             <a:fillRect/>
                           </a:stretch>
@@ -5276,33 +5296,35 @@
                   </m:r>
                 </m:sup>
                 <m:e>
-                  <m:d>
-                    <m:dPr>
-                      <m:begChr m:val="("/>
-                      <m:sepChr m:val=""/>
-                      <m:endChr m:val=")"/>
-                      <m:grow/>
-                    </m:dPr>
-                    <m:e>
-                      <m:r>
-                        <m:t>6</m:t>
-                      </m:r>
-                      <m:r>
-                        <m:t>n</m:t>
-                      </m:r>
-                      <m:r>
-                        <m:rPr>
-                          <m:sty m:val="p"/>
-                        </m:rPr>
-                        <m:t>+</m:t>
-                      </m:r>
-                      <m:r>
-                        <m:t>4</m:t>
-                      </m:r>
-                    </m:e>
-                  </m:d>
+                  <m:r>
+                    <m:rPr>
+                      <m:sty m:val="p"/>
+                    </m:rPr>
+                    <m:t>(</m:t>
+                  </m:r>
                 </m:e>
               </m:nary>
+              <m:r>
+                <m:t>6</m:t>
+              </m:r>
+              <m:r>
+                <m:t>n</m:t>
+              </m:r>
+              <m:r>
+                <m:rPr>
+                  <m:sty m:val="p"/>
+                </m:rPr>
+                <m:t>+</m:t>
+              </m:r>
+              <m:r>
+                <m:t>4</m:t>
+              </m:r>
+              <m:r>
+                <m:rPr>
+                  <m:sty m:val="p"/>
+                </m:rPr>
+                <m:t>)</m:t>
+              </m:r>
             </m:oMath>
             <w:r>
               <w:t xml:space="preserve">?</w:t>
@@ -5355,33 +5377,35 @@
                     </m:r>
                   </m:sup>
                   <m:e>
-                    <m:d>
-                      <m:dPr>
-                        <m:begChr m:val="("/>
-                        <m:sepChr m:val=""/>
-                        <m:endChr m:val=")"/>
-                        <m:grow/>
-                      </m:dPr>
-                      <m:e>
-                        <m:r>
-                          <m:t>6</m:t>
-                        </m:r>
-                        <m:r>
-                          <m:t>n</m:t>
-                        </m:r>
-                        <m:r>
-                          <m:rPr>
-                            <m:sty m:val="p"/>
-                          </m:rPr>
-                          <m:t>+</m:t>
-                        </m:r>
-                        <m:r>
-                          <m:t>4</m:t>
-                        </m:r>
-                      </m:e>
-                    </m:d>
+                    <m:r>
+                      <m:rPr>
+                        <m:sty m:val="p"/>
+                      </m:rPr>
+                      <m:t>(</m:t>
+                    </m:r>
                   </m:e>
                 </m:nary>
+                <m:r>
+                  <m:t>6</m:t>
+                </m:r>
+                <m:r>
+                  <m:t>n</m:t>
+                </m:r>
+                <m:r>
+                  <m:rPr>
+                    <m:sty m:val="p"/>
+                  </m:rPr>
+                  <m:t>+</m:t>
+                </m:r>
+                <m:r>
+                  <m:t>4</m:t>
+                </m:r>
+                <m:r>
+                  <m:rPr>
+                    <m:sty m:val="p"/>
+                  </m:rPr>
+                  <m:t>)</m:t>
+                </m:r>
                 <m:r>
                   <m:rPr>
                     <m:sty m:val="p"/>
@@ -5923,33 +5947,35 @@
                     </m:r>
                   </m:sup>
                   <m:e>
-                    <m:d>
-                      <m:dPr>
-                        <m:begChr m:val="("/>
-                        <m:sepChr m:val=""/>
-                        <m:endChr m:val=")"/>
-                        <m:grow/>
-                      </m:dPr>
-                      <m:e>
-                        <m:r>
-                          <m:t>6</m:t>
-                        </m:r>
-                        <m:r>
-                          <m:t>n</m:t>
-                        </m:r>
-                        <m:r>
-                          <m:rPr>
-                            <m:sty m:val="p"/>
-                          </m:rPr>
-                          <m:t>+</m:t>
-                        </m:r>
-                        <m:r>
-                          <m:t>4</m:t>
-                        </m:r>
-                      </m:e>
-                    </m:d>
+                    <m:r>
+                      <m:rPr>
+                        <m:sty m:val="p"/>
+                      </m:rPr>
+                      <m:t>(</m:t>
+                    </m:r>
                   </m:e>
                 </m:nary>
+                <m:r>
+                  <m:t>6</m:t>
+                </m:r>
+                <m:r>
+                  <m:t>n</m:t>
+                </m:r>
+                <m:r>
+                  <m:rPr>
+                    <m:sty m:val="p"/>
+                  </m:rPr>
+                  <m:t>+</m:t>
+                </m:r>
+                <m:r>
+                  <m:t>4</m:t>
+                </m:r>
+                <m:r>
+                  <m:rPr>
+                    <m:sty m:val="p"/>
+                  </m:rPr>
+                  <m:t>)</m:t>
+                </m:r>
                 <m:r>
                   <m:rPr>
                     <m:sty m:val="p"/>
@@ -6040,18 +6066,18 @@
                 <wp:inline>
                   <wp:extent cx="152400" cy="152400"/>
                   <wp:effectExtent b="0" l="0" r="0" t="0"/>
-                  <wp:docPr descr="" title="" id="54" name="Picture"/>
+                  <wp:docPr descr="" title="" id="43" name="Picture"/>
                   <a:graphic>
                     <a:graphicData uri="http://schemas.openxmlformats.org/drawingml/2006/picture">
                       <pic:pic>
                         <pic:nvPicPr>
-                          <pic:cNvPr descr="/Applications/quarto/share/formats/docx/note.png" id="55" name="Picture"/>
+                          <pic:cNvPr descr="/Applications/quarto/share/formats/docx/note.png" id="44" name="Picture"/>
                           <pic:cNvPicPr>
                             <a:picLocks noChangeArrowheads="1" noChangeAspect="1"/>
                           </pic:cNvPicPr>
                         </pic:nvPicPr>
                         <pic:blipFill>
-                          <a:blip r:embed="rId20"/>
+                          <a:blip r:embed="rId9"/>
                           <a:stretch>
                             <a:fillRect/>
                           </a:stretch>
@@ -6186,28 +6212,30 @@
                   </m:rPr>
                   <m:t>=</m:t>
                 </m:r>
-                <m:d>
-                  <m:dPr>
-                    <m:begChr m:val="("/>
-                    <m:sepChr m:val=""/>
-                    <m:endChr m:val=")"/>
-                    <m:grow/>
-                  </m:dPr>
-                  <m:e>
-                    <m:r>
-                      <m:t>N</m:t>
-                    </m:r>
-                    <m:r>
-                      <m:rPr>
-                        <m:sty m:val="p"/>
-                      </m:rPr>
-                      <m:t>−</m:t>
-                    </m:r>
-                    <m:r>
-                      <m:t>k</m:t>
-                    </m:r>
-                  </m:e>
-                </m:d>
+                <m:r>
+                  <m:rPr>
+                    <m:sty m:val="p"/>
+                  </m:rPr>
+                  <m:t>(</m:t>
+                </m:r>
+                <m:r>
+                  <m:t>N</m:t>
+                </m:r>
+                <m:r>
+                  <m:rPr>
+                    <m:sty m:val="p"/>
+                  </m:rPr>
+                  <m:t>−</m:t>
+                </m:r>
+                <m:r>
+                  <m:t>k</m:t>
+                </m:r>
+                <m:r>
+                  <m:rPr>
+                    <m:sty m:val="p"/>
+                  </m:rPr>
+                  <m:t>)</m:t>
+                </m:r>
                 <m:r>
                   <m:rPr>
                     <m:sty m:val="p"/>
@@ -6230,8 +6258,8 @@
         </w:tc>
       </w:tr>
     </w:tbl>
-    <w:bookmarkEnd w:id="56"/>
-    <w:bookmarkStart w:id="63" w:name="re-indexing"/>
+    <w:bookmarkEnd w:id="45"/>
+    <w:bookmarkStart w:id="52" w:name="re-indexing"/>
     <w:p>
       <w:pPr>
         <w:pStyle w:val="Heading2"/>
@@ -6304,18 +6332,18 @@
                 <wp:inline>
                   <wp:extent cx="152400" cy="152400"/>
                   <wp:effectExtent b="0" l="0" r="0" t="0"/>
-                  <wp:docPr descr="" title="" id="57" name="Picture"/>
+                  <wp:docPr descr="" title="" id="46" name="Picture"/>
                   <a:graphic>
                     <a:graphicData uri="http://schemas.openxmlformats.org/drawingml/2006/picture">
                       <pic:pic>
                         <pic:nvPicPr>
-                          <pic:cNvPr descr="/Applications/quarto/share/formats/docx/note.png" id="58" name="Picture"/>
+                          <pic:cNvPr descr="/Applications/quarto/share/formats/docx/note.png" id="47" name="Picture"/>
                           <pic:cNvPicPr>
                             <a:picLocks noChangeArrowheads="1" noChangeAspect="1"/>
                           </pic:cNvPicPr>
                         </pic:nvPicPr>
                         <pic:blipFill>
-                          <a:blip r:embed="rId20"/>
+                          <a:blip r:embed="rId9"/>
                           <a:stretch>
                             <a:fillRect/>
                           </a:stretch>
@@ -6405,19 +6433,21 @@
                   </m:r>
                 </m:e>
               </m:nary>
-              <m:d>
-                <m:dPr>
-                  <m:begChr m:val="("/>
-                  <m:sepChr m:val=""/>
-                  <m:endChr m:val=")"/>
-                  <m:grow/>
-                </m:dPr>
-                <m:e>
-                  <m:r>
-                    <m:t>n</m:t>
-                  </m:r>
-                </m:e>
-              </m:d>
+              <m:r>
+                <m:rPr>
+                  <m:sty m:val="p"/>
+                </m:rPr>
+                <m:t>(</m:t>
+              </m:r>
+              <m:r>
+                <m:t>n</m:t>
+              </m:r>
+              <m:r>
+                <m:rPr>
+                  <m:sty m:val="p"/>
+                </m:rPr>
+                <m:t>)</m:t>
+              </m:r>
             </m:oMath>
             <w:r>
               <w:t xml:space="preserve"> </w:t>
@@ -6432,19 +6462,21 @@
               <m:r>
                 <m:t>F</m:t>
               </m:r>
-              <m:d>
-                <m:dPr>
-                  <m:begChr m:val="("/>
-                  <m:sepChr m:val=""/>
-                  <m:endChr m:val=")"/>
-                  <m:grow/>
-                </m:dPr>
-                <m:e>
-                  <m:r>
-                    <m:t>n</m:t>
-                  </m:r>
-                </m:e>
-              </m:d>
+              <m:r>
+                <m:rPr>
+                  <m:sty m:val="p"/>
+                </m:rPr>
+                <m:t>(</m:t>
+              </m:r>
+              <m:r>
+                <m:t>n</m:t>
+              </m:r>
+              <m:r>
+                <m:rPr>
+                  <m:sty m:val="p"/>
+                </m:rPr>
+                <m:t>)</m:t>
+              </m:r>
             </m:oMath>
             <w:r>
               <w:t xml:space="preserve"> </w:t>
@@ -6521,19 +6553,21 @@
                     </m:r>
                   </m:e>
                 </m:nary>
-                <m:d>
-                  <m:dPr>
-                    <m:begChr m:val="("/>
-                    <m:sepChr m:val=""/>
-                    <m:endChr m:val=")"/>
-                    <m:grow/>
-                  </m:dPr>
-                  <m:e>
-                    <m:r>
-                      <m:t>n</m:t>
-                    </m:r>
-                  </m:e>
-                </m:d>
+                <m:r>
+                  <m:rPr>
+                    <m:sty m:val="p"/>
+                  </m:rPr>
+                  <m:t>(</m:t>
+                </m:r>
+                <m:r>
+                  <m:t>n</m:t>
+                </m:r>
+                <m:r>
+                  <m:rPr>
+                    <m:sty m:val="p"/>
+                  </m:rPr>
+                  <m:t>)</m:t>
+                </m:r>
                 <m:r>
                   <m:rPr>
                     <m:sty m:val="p"/>
@@ -6590,28 +6624,30 @@
                     </m:r>
                   </m:e>
                 </m:nary>
-                <m:d>
-                  <m:dPr>
-                    <m:begChr m:val="("/>
-                    <m:sepChr m:val=""/>
-                    <m:endChr m:val=")"/>
-                    <m:grow/>
-                  </m:dPr>
-                  <m:e>
-                    <m:r>
-                      <m:t>n</m:t>
-                    </m:r>
-                    <m:r>
-                      <m:rPr>
-                        <m:sty m:val="p"/>
-                      </m:rPr>
-                      <m:t>−</m:t>
-                    </m:r>
-                    <m:r>
-                      <m:t>p</m:t>
-                    </m:r>
-                  </m:e>
-                </m:d>
+                <m:r>
+                  <m:rPr>
+                    <m:sty m:val="p"/>
+                  </m:rPr>
+                  <m:t>(</m:t>
+                </m:r>
+                <m:r>
+                  <m:t>n</m:t>
+                </m:r>
+                <m:r>
+                  <m:rPr>
+                    <m:sty m:val="p"/>
+                  </m:rPr>
+                  <m:t>−</m:t>
+                </m:r>
+                <m:r>
+                  <m:t>p</m:t>
+                </m:r>
+                <m:r>
+                  <m:rPr>
+                    <m:sty m:val="p"/>
+                  </m:rPr>
+                  <m:t>)</m:t>
+                </m:r>
               </m:oMath>
             </m:oMathPara>
           </w:p>
@@ -6685,18 +6721,18 @@
                 <wp:inline>
                   <wp:extent cx="152400" cy="152400"/>
                   <wp:effectExtent b="0" l="0" r="0" t="0"/>
-                  <wp:docPr descr="" title="" id="59" name="Picture"/>
+                  <wp:docPr descr="" title="" id="48" name="Picture"/>
                   <a:graphic>
                     <a:graphicData uri="http://schemas.openxmlformats.org/drawingml/2006/picture">
                       <pic:pic>
                         <pic:nvPicPr>
-                          <pic:cNvPr descr="/Applications/quarto/share/formats/docx/note.png" id="60" name="Picture"/>
+                          <pic:cNvPr descr="/Applications/quarto/share/formats/docx/note.png" id="49" name="Picture"/>
                           <pic:cNvPicPr>
                             <a:picLocks noChangeArrowheads="1" noChangeAspect="1"/>
                           </pic:cNvPicPr>
                         </pic:nvPicPr>
                         <pic:blipFill>
-                          <a:blip r:embed="rId20"/>
+                          <a:blip r:embed="rId9"/>
                           <a:stretch>
                             <a:fillRect/>
                           </a:stretch>
@@ -7062,44 +7098,48 @@
                     </m:r>
                   </m:e>
                 </m:nary>
-                <m:d>
-                  <m:dPr>
-                    <m:begChr m:val="("/>
-                    <m:sepChr m:val=""/>
-                    <m:endChr m:val=")"/>
-                    <m:grow/>
-                  </m:dPr>
-                  <m:e>
-                    <m:r>
-                      <m:t>n</m:t>
-                    </m:r>
-                    <m:r>
-                      <m:rPr>
-                        <m:sty m:val="p"/>
-                      </m:rPr>
-                      <m:t>−</m:t>
-                    </m:r>
-                    <m:d>
-                      <m:dPr>
-                        <m:begChr m:val="("/>
-                        <m:sepChr m:val=""/>
-                        <m:endChr m:val=")"/>
-                        <m:grow/>
-                      </m:dPr>
-                      <m:e>
-                        <m:r>
-                          <m:rPr>
-                            <m:sty m:val="p"/>
-                          </m:rPr>
-                          <m:t>−</m:t>
-                        </m:r>
-                        <m:r>
-                          <m:t>1</m:t>
-                        </m:r>
-                      </m:e>
-                    </m:d>
-                  </m:e>
-                </m:d>
+                <m:r>
+                  <m:rPr>
+                    <m:sty m:val="p"/>
+                  </m:rPr>
+                  <m:t>(</m:t>
+                </m:r>
+                <m:r>
+                  <m:t>n</m:t>
+                </m:r>
+                <m:r>
+                  <m:rPr>
+                    <m:sty m:val="p"/>
+                  </m:rPr>
+                  <m:t>−</m:t>
+                </m:r>
+                <m:r>
+                  <m:rPr>
+                    <m:sty m:val="p"/>
+                  </m:rPr>
+                  <m:t>(</m:t>
+                </m:r>
+                <m:r>
+                  <m:rPr>
+                    <m:sty m:val="p"/>
+                  </m:rPr>
+                  <m:t>−</m:t>
+                </m:r>
+                <m:r>
+                  <m:t>1</m:t>
+                </m:r>
+                <m:r>
+                  <m:rPr>
+                    <m:sty m:val="p"/>
+                  </m:rPr>
+                  <m:t>)</m:t>
+                </m:r>
+                <m:r>
+                  <m:rPr>
+                    <m:sty m:val="p"/>
+                  </m:rPr>
+                  <m:t>)</m:t>
+                </m:r>
                 <m:r>
                   <m:rPr>
                     <m:sty m:val="p"/>
@@ -7133,33 +7173,35 @@
                     </m:r>
                   </m:sup>
                   <m:e>
-                    <m:d>
-                      <m:dPr>
-                        <m:begChr m:val="("/>
-                        <m:sepChr m:val=""/>
-                        <m:endChr m:val=")"/>
-                        <m:grow/>
-                      </m:dPr>
-                      <m:e>
-                        <m:r>
-                          <m:t>2</m:t>
-                        </m:r>
-                        <m:r>
-                          <m:t>n</m:t>
-                        </m:r>
-                        <m:r>
-                          <m:rPr>
-                            <m:sty m:val="p"/>
-                          </m:rPr>
-                          <m:t>+</m:t>
-                        </m:r>
-                        <m:r>
-                          <m:t>2</m:t>
-                        </m:r>
-                      </m:e>
-                    </m:d>
+                    <m:r>
+                      <m:rPr>
+                        <m:sty m:val="p"/>
+                      </m:rPr>
+                      <m:t>(</m:t>
+                    </m:r>
                   </m:e>
                 </m:nary>
+                <m:r>
+                  <m:t>2</m:t>
+                </m:r>
+                <m:r>
+                  <m:t>n</m:t>
+                </m:r>
+                <m:r>
+                  <m:rPr>
+                    <m:sty m:val="p"/>
+                  </m:rPr>
+                  <m:t>+</m:t>
+                </m:r>
+                <m:r>
+                  <m:t>2</m:t>
+                </m:r>
+                <m:r>
+                  <m:rPr>
+                    <m:sty m:val="p"/>
+                  </m:rPr>
+                  <m:t>)</m:t>
+                </m:r>
                 <m:r>
                   <m:rPr>
                     <m:sty m:val="p"/>
@@ -7298,33 +7340,35 @@
                     </m:r>
                   </m:sup>
                   <m:e>
-                    <m:d>
-                      <m:dPr>
-                        <m:begChr m:val="("/>
-                        <m:sepChr m:val=""/>
-                        <m:endChr m:val=")"/>
-                        <m:grow/>
-                      </m:dPr>
-                      <m:e>
-                        <m:r>
-                          <m:t>2</m:t>
-                        </m:r>
-                        <m:r>
-                          <m:t>n</m:t>
-                        </m:r>
-                        <m:r>
-                          <m:rPr>
-                            <m:sty m:val="p"/>
-                          </m:rPr>
-                          <m:t>+</m:t>
-                        </m:r>
-                        <m:r>
-                          <m:t>2</m:t>
-                        </m:r>
-                      </m:e>
-                    </m:d>
+                    <m:r>
+                      <m:rPr>
+                        <m:sty m:val="p"/>
+                      </m:rPr>
+                      <m:t>(</m:t>
+                    </m:r>
                   </m:e>
                 </m:nary>
+                <m:r>
+                  <m:t>2</m:t>
+                </m:r>
+                <m:r>
+                  <m:t>n</m:t>
+                </m:r>
+                <m:r>
+                  <m:rPr>
+                    <m:sty m:val="p"/>
+                  </m:rPr>
+                  <m:t>+</m:t>
+                </m:r>
+                <m:r>
+                  <m:t>2</m:t>
+                </m:r>
+                <m:r>
+                  <m:rPr>
+                    <m:sty m:val="p"/>
+                  </m:rPr>
+                  <m:t>)</m:t>
+                </m:r>
                 <m:r>
                   <m:rPr>
                     <m:sty m:val="p"/>
@@ -7405,51 +7449,53 @@
                     </m:r>
                   </m:sup>
                   <m:e>
-                    <m:d>
-                      <m:dPr>
-                        <m:begChr m:val="("/>
-                        <m:sepChr m:val=""/>
-                        <m:endChr m:val=")"/>
-                        <m:grow/>
-                      </m:dPr>
-                      <m:e>
-                        <m:r>
-                          <m:t>2</m:t>
-                        </m:r>
-                        <m:r>
-                          <m:t>n</m:t>
-                        </m:r>
-                        <m:r>
-                          <m:rPr>
-                            <m:sty m:val="p"/>
-                          </m:rPr>
-                          <m:t>+</m:t>
-                        </m:r>
-                        <m:sSup>
-                          <m:e>
-                            <m:r>
-                              <m:t>2</m:t>
-                            </m:r>
-                          </m:e>
-                          <m:sup>
-                            <m:r>
-                              <m:t>n</m:t>
-                            </m:r>
-                          </m:sup>
-                        </m:sSup>
-                        <m:r>
-                          <m:rPr>
-                            <m:sty m:val="p"/>
-                          </m:rPr>
-                          <m:t>+</m:t>
-                        </m:r>
-                        <m:r>
-                          <m:t>2</m:t>
-                        </m:r>
-                      </m:e>
-                    </m:d>
+                    <m:r>
+                      <m:rPr>
+                        <m:sty m:val="p"/>
+                      </m:rPr>
+                      <m:t>(</m:t>
+                    </m:r>
                   </m:e>
                 </m:nary>
+                <m:r>
+                  <m:t>2</m:t>
+                </m:r>
+                <m:r>
+                  <m:t>n</m:t>
+                </m:r>
+                <m:r>
+                  <m:rPr>
+                    <m:sty m:val="p"/>
+                  </m:rPr>
+                  <m:t>+</m:t>
+                </m:r>
+                <m:sSup>
+                  <m:e>
+                    <m:r>
+                      <m:t>2</m:t>
+                    </m:r>
+                  </m:e>
+                  <m:sup>
+                    <m:r>
+                      <m:t>n</m:t>
+                    </m:r>
+                  </m:sup>
+                </m:sSup>
+                <m:r>
+                  <m:rPr>
+                    <m:sty m:val="p"/>
+                  </m:rPr>
+                  <m:t>+</m:t>
+                </m:r>
+                <m:r>
+                  <m:t>2</m:t>
+                </m:r>
+                <m:r>
+                  <m:rPr>
+                    <m:sty m:val="p"/>
+                  </m:rPr>
+                  <m:t>)</m:t>
+                </m:r>
                 <m:r>
                   <m:rPr>
                     <m:sty m:val="p"/>
@@ -7511,18 +7557,18 @@
                 <wp:inline>
                   <wp:extent cx="152400" cy="152400"/>
                   <wp:effectExtent b="0" l="0" r="0" t="0"/>
-                  <wp:docPr descr="" title="" id="61" name="Picture"/>
+                  <wp:docPr descr="" title="" id="50" name="Picture"/>
                   <a:graphic>
                     <a:graphicData uri="http://schemas.openxmlformats.org/drawingml/2006/picture">
                       <pic:pic>
                         <pic:nvPicPr>
-                          <pic:cNvPr descr="/Applications/quarto/share/formats/docx/note.png" id="62" name="Picture"/>
+                          <pic:cNvPr descr="/Applications/quarto/share/formats/docx/note.png" id="51" name="Picture"/>
                           <pic:cNvPicPr>
                             <a:picLocks noChangeArrowheads="1" noChangeAspect="1"/>
                           </pic:cNvPicPr>
                         </pic:nvPicPr>
                         <pic:blipFill>
-                          <a:blip r:embed="rId20"/>
+                          <a:blip r:embed="rId9"/>
                           <a:stretch>
                             <a:fillRect/>
                           </a:stretch>
@@ -7678,8 +7724,8 @@
         </w:tc>
       </w:tr>
     </w:tbl>
-    <w:bookmarkEnd w:id="63"/>
-    <w:bookmarkStart w:id="68" w:name="splitting-a-sum"/>
+    <w:bookmarkEnd w:id="52"/>
+    <w:bookmarkStart w:id="57" w:name="splitting-a-sum"/>
     <w:p>
       <w:pPr>
         <w:pStyle w:val="Heading2"/>
@@ -7753,18 +7799,18 @@
                 <wp:inline>
                   <wp:extent cx="152400" cy="152400"/>
                   <wp:effectExtent b="0" l="0" r="0" t="0"/>
-                  <wp:docPr descr="" title="" id="64" name="Picture"/>
+                  <wp:docPr descr="" title="" id="53" name="Picture"/>
                   <a:graphic>
                     <a:graphicData uri="http://schemas.openxmlformats.org/drawingml/2006/picture">
                       <pic:pic>
                         <pic:nvPicPr>
-                          <pic:cNvPr descr="/Applications/quarto/share/formats/docx/note.png" id="65" name="Picture"/>
+                          <pic:cNvPr descr="/Applications/quarto/share/formats/docx/note.png" id="54" name="Picture"/>
                           <pic:cNvPicPr>
                             <a:picLocks noChangeArrowheads="1" noChangeAspect="1"/>
                           </pic:cNvPicPr>
                         </pic:nvPicPr>
                         <pic:blipFill>
-                          <a:blip r:embed="rId20"/>
+                          <a:blip r:embed="rId9"/>
                           <a:stretch>
                             <a:fillRect/>
                           </a:stretch>
@@ -8218,18 +8264,18 @@
                 <wp:inline>
                   <wp:extent cx="152400" cy="152400"/>
                   <wp:effectExtent b="0" l="0" r="0" t="0"/>
-                  <wp:docPr descr="" title="" id="66" name="Picture"/>
+                  <wp:docPr descr="" title="" id="55" name="Picture"/>
                   <a:graphic>
                     <a:graphicData uri="http://schemas.openxmlformats.org/drawingml/2006/picture">
                       <pic:pic>
                         <pic:nvPicPr>
-                          <pic:cNvPr descr="/Applications/quarto/share/formats/docx/note.png" id="67" name="Picture"/>
+                          <pic:cNvPr descr="/Applications/quarto/share/formats/docx/note.png" id="56" name="Picture"/>
                           <pic:cNvPicPr>
                             <a:picLocks noChangeArrowheads="1" noChangeAspect="1"/>
                           </pic:cNvPicPr>
                         </pic:nvPicPr>
                         <pic:blipFill>
-                          <a:blip r:embed="rId20"/>
+                          <a:blip r:embed="rId9"/>
                           <a:stretch>
                             <a:fillRect/>
                           </a:stretch>
@@ -8472,9 +8518,9 @@
         </w:tc>
       </w:tr>
     </w:tbl>
-    <w:bookmarkEnd w:id="68"/>
-    <w:bookmarkEnd w:id="69"/>
-    <w:bookmarkStart w:id="70" w:name="quick-check-problems"/>
+    <w:bookmarkEnd w:id="57"/>
+    <w:bookmarkEnd w:id="58"/>
+    <w:bookmarkStart w:id="59" w:name="quick-check-problems"/>
     <w:p>
       <w:pPr>
         <w:pStyle w:val="Heading1"/>
@@ -9236,8 +9282,8 @@
         <w:t xml:space="preserve">.</w:t>
       </w:r>
     </w:p>
-    <w:bookmarkEnd w:id="70"/>
-    <w:bookmarkStart w:id="74" w:name="further-reading"/>
+    <w:bookmarkEnd w:id="59"/>
+    <w:bookmarkStart w:id="63" w:name="further-reading"/>
     <w:p>
       <w:pPr>
         <w:pStyle w:val="Heading1"/>
@@ -9250,7 +9296,7 @@
       <w:pPr>
         <w:pStyle w:val="FirstParagraph"/>
       </w:pPr>
-      <w:hyperlink r:id="rId71">
+      <w:hyperlink r:id="rId60">
         <w:r>
           <w:rPr>
             <w:rStyle w:val="Hyperlink"/>
@@ -9259,7 +9305,7 @@
         </w:r>
       </w:hyperlink>
     </w:p>
-    <w:bookmarkStart w:id="73" w:name="version-history-and-licensing"/>
+    <w:bookmarkStart w:id="62" w:name="version-history-and-licensing"/>
     <w:p>
       <w:pPr>
         <w:pStyle w:val="Heading2"/>
@@ -9292,7 +9338,7 @@
       <w:pPr>
         <w:pStyle w:val="FirstParagraph"/>
       </w:pPr>
-      <w:hyperlink r:id="rId72">
+      <w:hyperlink r:id="rId61">
         <w:r>
           <w:rPr>
             <w:rStyle w:val="Hyperlink"/>
@@ -9301,8 +9347,8 @@
         </w:r>
       </w:hyperlink>
     </w:p>
-    <w:bookmarkEnd w:id="73"/>
-    <w:bookmarkEnd w:id="74"/>
+    <w:bookmarkEnd w:id="62"/>
+    <w:bookmarkEnd w:id="63"/>
     <w:sectPr>
       <w:pgSz w:h="15840" w:w="12240"/>
       <w:pgMar w:bottom="1440" w:footer="720" w:gutter="0" w:header="720" w:left="1440" w:right="1440" w:top="1440"/>
